--- a/runbooks/docx/PRA-BSCR-Jan-2026.docx
+++ b/runbooks/docx/PRA-BSCR-Jan-2026.docx
@@ -1159,33 +1159,6 @@
           </w:p>
         </w:tc>
       </w:tr>
-      <w:tr>
-        <w:tc>
-          <w:tcPr/>
-          <w:p>
-            <w:pPr>
-              <w:pStyle w:val="Compact"/>
-            </w:pPr>
-            <w:r>
-              <w:rPr>
-                <w:rStyle w:val="VerbatimChar"/>
-              </w:rPr>
-              <w:t xml:space="preserve">AUDIT_SUMMARY</w:t>
-            </w:r>
-          </w:p>
-        </w:tc>
-        <w:tc>
-          <w:tcPr/>
-          <w:p>
-            <w:pPr>
-              <w:pStyle w:val="Compact"/>
-            </w:pPr>
-            <w:r>
-              <w:t xml:space="preserve">Purpose, lineage, output, and required-control reminder</w:t>
-            </w:r>
-          </w:p>
-        </w:tc>
-      </w:tr>
     </w:tbl>
     <w:p>
       <w:pPr>
@@ -1878,21 +1851,6 @@
           <w:rStyle w:val="VerbatimChar"/>
         </w:rPr>
         <w:t xml:space="preserve">pra/workbooks/PRA_BSCR_Aggs.xlsx</w:t>
-      </w:r>
-      <w:r>
-        <w:t xml:space="preserve"> </w:t>
-      </w:r>
-      <w:r>
-        <w:t xml:space="preserve">and review</w:t>
-      </w:r>
-      <w:r>
-        <w:t xml:space="preserve"> </w:t>
-      </w:r>
-      <w:r>
-        <w:rPr>
-          <w:rStyle w:val="VerbatimChar"/>
-        </w:rPr>
-        <w:t xml:space="preserve">AUDIT_SUMMARY</w:t>
       </w:r>
       <w:r>
         <w:t xml:space="preserve">.</w:t>
@@ -5388,7 +5346,7 @@
         </w:numPr>
       </w:pPr>
       <w:r>
-        <w:t xml:space="preserve">The final HIC workbook contains links to older 2025 and 2017 workbooks and a blank 2026 HIG template. Schedule X(b) references an external</w:t>
+        <w:t xml:space="preserve">The final HIC workbook contains links to older external workbooks and a blank current-cycle HIG template. Schedule X(b) references an external</w:t>
       </w:r>
       <w:r>
         <w:t xml:space="preserve"> </w:t>
